--- a/desk-drop/desk-drop-legal-pack/rendered/13-survey-privacy-notice.docx
+++ b/desk-drop/desk-drop-legal-pack/rendered/13-survey-privacy-notice.docx
@@ -38,7 +38,7 @@
           <w:bCs/>
           <w:b/>
         </w:rPr>
-        <w:t xml:space="preserve">Desk Drop LLC</w:t>
+        <w:t xml:space="preserve">[COMPANY NAME: Desk Drop LLC]</w:t>
       </w:r>
       <w:r>
         <w:t xml:space="preserve"> </w:t>

--- a/desk-drop/desk-drop-legal-pack/rendered/13-survey-privacy-notice.docx
+++ b/desk-drop/desk-drop-legal-pack/rendered/13-survey-privacy-notice.docx
@@ -247,7 +247,7 @@
         <w:pStyle w:val="FirstParagraph"/>
       </w:pPr>
       <w:r>
-        <w:t xml:space="preserve">We pass it to [BRAND] only if you tick the box. We send the brand those addresses once, as a list kept separate from survey answers, within seven days after the survey closes. After that, [BRAND]'s privacy policy applies ([BRAND PRIVACY POLICY URL]) and you can unsubscribe from [BRAND] at any time. We delete our copy within 30 days after passing it on. If you change your mind, write to [EMAIL]: if we have not passed your email on yet, we delete it; if we have, we ask [BRAND] to delete it too.</w:t>
+        <w:t xml:space="preserve">We pass it to [BRAND] only if you tick the box. If you give an email but leave the box unticked, we delete it within seven days after the survey closes and never pass it on. We send the brand those addresses once, as a list kept separate from survey answers, within seven days after the survey closes. After that, [BRAND]'s privacy policy applies ([BRAND PRIVACY POLICY URL]) and you can unsubscribe from [BRAND] at any time. We delete our copy within 30 days after passing it on. If you change your mind, write to [EMAIL]: if we have not passed your email on yet, we delete it; if we have, we ask [BRAND] to delete it too.</w:t>
       </w:r>
     </w:p>
     <w:bookmarkEnd w:id="25"/>
